--- a/downloads/teacher/05 Materials/Unit 06/Slides/Slides 06.15 - Shopping List and Unit Price Check.docx
+++ b/downloads/teacher/05 Materials/Unit 06/Slides/Slides 06.15 - Shopping List and Unit Price Check.docx
@@ -497,7 +497,7 @@
         <w:t xml:space="preserve"> </w:t>
       </w:r>
       <w:r>
-        <w:t xml:space="preserve">Notes: 10 minutes. This is the best five minutes in the topic and it looks like nothing. Let students catch each other.</w:t>
+        <w:t xml:space="preserve">Notes: 10 minutes. This is the best ten minutes in the topic and it looks like nothing. Let students catch each other.</w:t>
       </w:r>
     </w:p>
     <w:p>
@@ -968,21 +968,6 @@
       </w:pPr>
       <w:r>
         <w:t xml:space="preserve">Signature and date</w:t>
-      </w:r>
-      <w:r>
-        <w:t xml:space="preserve"> </w:t>
-      </w:r>
-      <w:r>
-        <w:t xml:space="preserve">Notes:</w:t>
-      </w:r>
-      <w:r>
-        <w:t xml:space="preserve"> </w:t>
-      </w:r>
-      <w:r>
-        <w:rPr>
-          <w:rStyle w:val="TeacherNote"/>
-        </w:rPr>
-        <w:t xml:space="preserve">[Sal: add line 13 for your school’s purchasing rule: purchase order, reimbursement, p-card, or your own money and a receipt. Say out loud which one.]</w:t>
       </w:r>
     </w:p>
     <w:p>
